--- a/worksheets/PF_L05_ArrayYard_Worksheet.docx
+++ b/worksheets/PF_L05_ArrayYard_Worksheet.docx
@@ -5147,7 +5147,17 @@
                 <w:sz w:val="21"/>
                 <w:szCs w:val="21"/>
               </w:rPr>
-              <w:t xml:space="preserve">a)  An array is declared as  array scores[6].  State the index of the first element and the index of the last element.  </w:t>
+              <w:t xml:space="preserve">a)  </w:t>
+            </w:r>
+            <w:r>
+              <w:rPr>
+                <w:rFonts w:ascii="Arial" w:cs="Arial" w:eastAsia="Arial" w:hAnsi="Arial"/>
+                <w:b/>
+                <w:bCs/>
+                <w:sz w:val="21"/>
+                <w:szCs w:val="21"/>
+              </w:rPr>
+              <w:t xml:space="preserve">An array is declared as  array scores[6].  State the index of the first element and the index of the last element.  </w:t>
             </w:r>
             <w:r>
               <w:rPr>
@@ -5262,7 +5272,17 @@
                 <w:sz w:val="21"/>
                 <w:szCs w:val="21"/>
               </w:rPr>
-              <w:t xml:space="preserve">b)  Explain the difference between a procedure and a function.  </w:t>
+              <w:t xml:space="preserve">b)  </w:t>
+            </w:r>
+            <w:r>
+              <w:rPr>
+                <w:rFonts w:ascii="Arial" w:cs="Arial" w:eastAsia="Arial" w:hAnsi="Arial"/>
+                <w:b/>
+                <w:bCs/>
+                <w:sz w:val="21"/>
+                <w:szCs w:val="21"/>
+              </w:rPr>
+              <w:t xml:space="preserve">Explain the difference between a procedure and a function.  </w:t>
             </w:r>
             <w:r>
               <w:rPr>
@@ -5414,7 +5434,17 @@
                 <w:sz w:val="21"/>
                 <w:szCs w:val="21"/>
               </w:rPr>
-              <w:t xml:space="preserve">c)  A program stores five crate weights in  array crate[5].  Write an algorithm that outputs the total of all five weights, using the OCR Exam Reference Language or a language you know.  </w:t>
+              <w:t xml:space="preserve">c)  </w:t>
+            </w:r>
+            <w:r>
+              <w:rPr>
+                <w:rFonts w:ascii="Arial" w:cs="Arial" w:eastAsia="Arial" w:hAnsi="Arial"/>
+                <w:b/>
+                <w:bCs/>
+                <w:sz w:val="21"/>
+                <w:szCs w:val="21"/>
+              </w:rPr>
+              <w:t xml:space="preserve">A program stores five crate weights in  array crate[5].  Write an algorithm that outputs the total of all five weights, using the OCR Exam Reference Language or a language you know.  </w:t>
             </w:r>
             <w:r>
               <w:rPr>
